--- a/job-prep-docs/SONAAL_TOPNO_Resume_ATS_Worldwide.docx
+++ b/job-prep-docs/SONAAL_TOPNO_Resume_ATS_Worldwide.docx
@@ -66,7 +66,7 @@
         <w:spacing w:after="40" w:line="240" w:lineRule="auto"/>
       </w:pPr>
       <w:r>
-        <w:t>Senior Business Consultant with 10+ years of experience spanning customer analytics, data science, growth strategy, consumer insights and AI-enabled automation across digital businesses. Strong track record of turning business questions into measurable outcomes through SQL, Python, predictive modelling, experimentation and BI. Delivered 21% lower new-user churn, 12% lower existing-user churn, 4.2% NGR uplift and approximately 30% marketing cost reduction. Experienced in partnering with product, marketing and commercial stakeholders from problem definition through implementation and measurement.</w:t>
+        <w:t>Senior Business Consultant with 10+ years in customer analytics, growth strategy, and consumer insights across gaming, market research, and consumer digital platforms. Turns business questions into actionable recommendations and measurable outcomes through SQL, Python, predictive modelling, experimentation, and BI (Power BI, Tableau). Partners with product, marketing, and commercial leaders from problem framing through implementation and measurement; accelerates analytics delivery with AI-assisted workflows while keeping analysis rigorous and stakeholder-ready.</w:t>
       </w:r>
     </w:p>
     <w:p>

--- a/job-prep-docs/SONAAL_TOPNO_Resume_ATS_Worldwide.docx
+++ b/job-prep-docs/SONAAL_TOPNO_Resume_ATS_Worldwide.docx
@@ -66,7 +66,7 @@
         <w:spacing w:after="40" w:line="240" w:lineRule="auto"/>
       </w:pPr>
       <w:r>
-        <w:t>Senior Business Consultant with 10+ years in customer analytics, growth strategy, and consumer insights across gaming, market research, and consumer digital platforms. Turns business questions into actionable recommendations and measurable outcomes through SQL, Python, predictive modelling, experimentation, and BI (Power BI, Tableau). Partners with product, marketing, and commercial leaders from problem framing through implementation and measurement; accelerates analytics delivery with AI-assisted workflows while keeping analysis rigorous and stakeholder-ready.</w:t>
+        <w:t>Senior Business Consultant with 10+ years in customer analytics, growth strategy, and consumer insights across gaming, market research, and consumer digital platforms. Delivers actionable recommendations through SQL, Python, predictive modelling, experimentation, and BI (Power BI, Tableau), partnering with product, marketing, and commercial leaders from brief to measurement. Architects AI-assisted workflows with Cursor, GitHub Copilot, and Claude—using MCP to connect monday.com intakes, Databricks SQL, and LLMs so context, governed data pulls, analysis, and structured replies flow back into business systems as a repeatable pipeline. Known for analytical rigour, automation at scale, and executive-ready communication.</w:t>
       </w:r>
     </w:p>
     <w:p>

--- a/job-prep-docs/SONAAL_TOPNO_Resume_ATS_Worldwide.docx
+++ b/job-prep-docs/SONAAL_TOPNO_Resume_ATS_Worldwide.docx
@@ -66,7 +66,7 @@
         <w:spacing w:after="40" w:line="240" w:lineRule="auto"/>
       </w:pPr>
       <w:r>
-        <w:t>Senior Business Consultant with 10+ years in customer analytics, growth strategy, and consumer insights across gaming, market research, and consumer digital platforms. Delivers actionable recommendations through SQL, Python, predictive modelling, experimentation, and BI (Power BI, Tableau), partnering with product, marketing, and commercial leaders from brief to measurement. Architects AI-assisted workflows with Cursor, GitHub Copilot, and Claude—using MCP to connect monday.com intakes, Databricks SQL, and LLMs so context, governed data pulls, analysis, and structured replies flow back into business systems as a repeatable pipeline. Known for analytical rigour, automation at scale, and executive-ready communication.</w:t>
+        <w:t>Senior Business Consultant and Data Science professional with 10+ years of experience across customer analytics, marketing insights, growth strategy, and consumer digital businesses. Partners with marketing, product, and commercial leaders to frame business problems, define metrics, analyse performance, run experiments, and translate data into actionable decisions. Hands-on expertise in SQL, Python, predictive modelling, experimentation, and Power BI/Tableau. Experienced in AI-assisted analytics and automation using Cursor, GitHub Copilot, Claude, MCP integrations, and LLM workflows to accelerate data exploration, SQL development, insight synthesis, internal tools, and recurring reporting. Combines strategic consulting with hands-on technical delivery to improve decision-making and reduce manual effort.</w:t>
       </w:r>
     </w:p>
     <w:p>
